--- a/tillsyn/A 33857-2024 tillsynsbegäran.docx
+++ b/tillsyn/A 33857-2024 tillsynsbegäran.docx
@@ -923,7 +923,7 @@
     <w:r>
       <w:tab/>
       <w:tab/>
-      <w:t>2026-09-14</w:t>
+      <w:t>2026-09-15</w:t>
       <w:br/>
       <w:br/>
     </w:r>

--- a/tillsyn/A 33857-2024 tillsynsbegäran.docx
+++ b/tillsyn/A 33857-2024 tillsynsbegäran.docx
@@ -923,7 +923,7 @@
     <w:r>
       <w:tab/>
       <w:tab/>
-      <w:t>2026-09-15</w:t>
+      <w:t>2026-09-16</w:t>
       <w:br/>
       <w:br/>
     </w:r>

--- a/tillsyn/A 33857-2024 tillsynsbegäran.docx
+++ b/tillsyn/A 33857-2024 tillsynsbegäran.docx
@@ -923,7 +923,7 @@
     <w:r>
       <w:tab/>
       <w:tab/>
-      <w:t>2026-09-16</w:t>
+      <w:t>2026-09-17</w:t>
       <w:br/>
       <w:br/>
     </w:r>

--- a/tillsyn/A 33857-2024 tillsynsbegäran.docx
+++ b/tillsyn/A 33857-2024 tillsynsbegäran.docx
@@ -923,7 +923,7 @@
     <w:r>
       <w:tab/>
       <w:tab/>
-      <w:t>2026-09-17</w:t>
+      <w:t>2026-09-18</w:t>
       <w:br/>
       <w:br/>
     </w:r>

--- a/tillsyn/A 33857-2024 tillsynsbegäran.docx
+++ b/tillsyn/A 33857-2024 tillsynsbegäran.docx
@@ -923,7 +923,7 @@
     <w:r>
       <w:tab/>
       <w:tab/>
-      <w:t>2026-09-18</w:t>
+      <w:t>2026-09-19</w:t>
       <w:br/>
       <w:br/>
     </w:r>

--- a/tillsyn/A 33857-2024 tillsynsbegäran.docx
+++ b/tillsyn/A 33857-2024 tillsynsbegäran.docx
@@ -923,7 +923,7 @@
     <w:r>
       <w:tab/>
       <w:tab/>
-      <w:t>2026-09-19</w:t>
+      <w:t>2026-09-21</w:t>
       <w:br/>
       <w:br/>
     </w:r>

--- a/tillsyn/A 33857-2024 tillsynsbegäran.docx
+++ b/tillsyn/A 33857-2024 tillsynsbegäran.docx
@@ -923,7 +923,7 @@
     <w:r>
       <w:tab/>
       <w:tab/>
-      <w:t>2026-09-21</w:t>
+      <w:t>2026-09-23</w:t>
       <w:br/>
       <w:br/>
     </w:r>

--- a/tillsyn/A 33857-2024 tillsynsbegäran.docx
+++ b/tillsyn/A 33857-2024 tillsynsbegäran.docx
@@ -923,7 +923,7 @@
     <w:r>
       <w:tab/>
       <w:tab/>
-      <w:t>2026-09-23</w:t>
+      <w:t>2026-09-24</w:t>
       <w:br/>
       <w:br/>
     </w:r>

--- a/tillsyn/A 33857-2024 tillsynsbegäran.docx
+++ b/tillsyn/A 33857-2024 tillsynsbegäran.docx
@@ -923,7 +923,7 @@
     <w:r>
       <w:tab/>
       <w:tab/>
-      <w:t>2026-09-24</w:t>
+      <w:t>2026-09-25</w:t>
       <w:br/>
       <w:br/>
     </w:r>

--- a/tillsyn/A 33857-2024 tillsynsbegäran.docx
+++ b/tillsyn/A 33857-2024 tillsynsbegäran.docx
@@ -923,7 +923,7 @@
     <w:r>
       <w:tab/>
       <w:tab/>
-      <w:t>2026-09-25</w:t>
+      <w:t>2026-09-26</w:t>
       <w:br/>
       <w:br/>
     </w:r>

--- a/tillsyn/A 33857-2024 tillsynsbegäran.docx
+++ b/tillsyn/A 33857-2024 tillsynsbegäran.docx
@@ -923,7 +923,7 @@
     <w:r>
       <w:tab/>
       <w:tab/>
-      <w:t>2026-09-26</w:t>
+      <w:t>2026-09-27</w:t>
       <w:br/>
       <w:br/>
     </w:r>

--- a/tillsyn/A 33857-2024 tillsynsbegäran.docx
+++ b/tillsyn/A 33857-2024 tillsynsbegäran.docx
@@ -923,7 +923,7 @@
     <w:r>
       <w:tab/>
       <w:tab/>
-      <w:t>2026-09-27</w:t>
+      <w:t>2026-09-28</w:t>
       <w:br/>
       <w:br/>
     </w:r>

--- a/tillsyn/A 33857-2024 tillsynsbegäran.docx
+++ b/tillsyn/A 33857-2024 tillsynsbegäran.docx
@@ -923,7 +923,7 @@
     <w:r>
       <w:tab/>
       <w:tab/>
-      <w:t>2026-09-28</w:t>
+      <w:t>2026-09-29</w:t>
       <w:br/>
       <w:br/>
     </w:r>

--- a/tillsyn/A 33857-2024 tillsynsbegäran.docx
+++ b/tillsyn/A 33857-2024 tillsynsbegäran.docx
@@ -22,7 +22,7 @@
       <w:r>
         <w:drawing>
           <wp:inline xmlns:a="http://schemas.openxmlformats.org/drawingml/2006/main" xmlns:pic="http://schemas.openxmlformats.org/drawingml/2006/picture">
-            <wp:extent cx="5282854" cy="5724000"/>
+            <wp:extent cx="5274490" cy="5724000"/>
             <wp:docPr id="1" name="Picture 1"/>
             <wp:cNvGraphicFramePr>
               <a:graphicFrameLocks noChangeAspect="1"/>
@@ -43,7 +43,7 @@
                   <pic:spPr>
                     <a:xfrm>
                       <a:off x="0" y="0"/>
-                      <a:ext cx="5282854" cy="5724000"/>
+                      <a:ext cx="5274490" cy="5724000"/>
                     </a:xfrm>
                     <a:prstGeom prst="rect"/>
                   </pic:spPr>
@@ -65,7 +65,7 @@
     </w:p>
     <w:p>
       <w:r>
-        <w:t>I och inom 21 meter från avverkningsanmälan finns fynd av 7 naturvårdsarter, varav 4 är rödlistade, 2 är fridlysta, 5 är typiska (T) och 2 är signalarter (S): garnlav (VU, T), kolflarnlav (NT, T), mörk kolflarnlav (NT), talltita (NT, §4), grönpyrola (S, T), skinnlav (S, T) och järpe (T, §4). Se Figur 1.</w:t>
+        <w:t>I och inom 21 meter från avverkningsanmälan finns fynd av 11 naturvårdsarter, varav 7 är rödlistade, 3 är fridlysta, 7 är typiska (T) och 2 är signalarter (S): fläckporing (VU, T), garnlav (VU, T), blå taggsvamp (NT, T), kolflarnlav (NT, T), mörk kolflarnlav (NT), skarp dropptaggsvamp (NT), talltita (NT, §4), grönpyrola (S, T), skinnlav (S, T), järpe (T, §4) och fläcknycklar (§8). Se Figur 1.</w:t>
       </w:r>
     </w:p>
     <w:p>
@@ -109,6 +109,26 @@
         <w:rPr>
           <w:b/>
         </w:rPr>
+        <w:t>Fläckporing (VU)</w:t>
+      </w:r>
+      <w:r>
+        <w:t xml:space="preserve"> är en mycket bra signalart som visar på tallnaturskogar med höga naturvärden. Den är placerad högst upp i Skogsstyrelsens värdepyramid för bedömning av skog med höga naturvärden och indikerar områden som är mer eller mindre opåverkade av skogsbruk och där det funnits en kontinuitet av tallågor i olika nedbrytningsstadier. För att på lång sikt bibehålla livskraftiga populationer i ett område behövs troligen större skyddade områden som tillåter att man upprätthåller en naturlig branddynamik. Fläckporing är typisk art för </w:t>
+      </w:r>
+      <w:r>
+        <w:rPr>
+          <w:i/>
+        </w:rPr>
+        <w:t>9010 Taiga</w:t>
+      </w:r>
+      <w:r>
+        <w:t xml:space="preserve"> (SLU Artdatabanken, 2024; Nitare &amp; Skogsstyrelsen, 2019).</w:t>
+      </w:r>
+    </w:p>
+    <w:p>
+      <w:r>
+        <w:rPr>
+          <w:b/>
+        </w:rPr>
         <w:t>Garnlav (VU)</w:t>
       </w:r>
       <w:r>
@@ -138,10 +158,10 @@
         <w:rPr>
           <w:b/>
         </w:rPr>
-        <w:t>Kolflarnlav (NT)</w:t>
-      </w:r>
-      <w:r>
-        <w:t xml:space="preserve"> är brandberoende och växer nästan uteslutande på kolad hård kärnved av tall. Etableringen verkar ske först 100–300 år efter brand och nytt substrat nybildas i mycket begränsad omfattning. Avverkning av tallskog av naturskogskaraktär med spår av återkommande bränder är ett hot och mängden lämplig ved att växa på för arten minskar dels på grund av naturlig nedbrytning men framförallt på grund av att det förstörs i samband med slutavverkningar, gallringar och markberedning. Såväl kolflarnlav som mörk kolflarnlav har glänsande bålfjäll och förekommer främst i tall- och blandbarrskogar av naturskogskaraktär med spår av återkommande bränder. Skogar som dessa hyser höga biologiska värden och bör skyddas. Kolflarnlav är typisk art för </w:t>
+        <w:t xml:space="preserve">Blå taggsvamp (NT) </w:t>
+      </w:r>
+      <w:r>
+        <w:t xml:space="preserve">är en karaktärsart i såväl örtrika kalkbarrskogar som i torra sandtallskogar där det föreligger gammal skog med långvarig trädkontinuitet. Är sällsynt och mycket kravfull i södra och mellersta Sverige. Den hotas främst av skogsavverkning och tycks försvinna efter slutavverkning, markberedning och plantering. I kalkgranskogar verkar arten vara mycket känslig. Granskogar med arten bör formellt skydddas. Blå taggsvamp (NT) är typisk art för </w:t>
       </w:r>
       <w:r>
         <w:rPr>
@@ -150,6 +170,26 @@
         <w:t>9010 Taiga</w:t>
       </w:r>
       <w:r>
+        <w:t xml:space="preserve"> (SLU Artdatabanken, 2024; Nitare &amp; Skogsstyrelsen, 2019).</w:t>
+      </w:r>
+    </w:p>
+    <w:p>
+      <w:r>
+        <w:rPr>
+          <w:b/>
+        </w:rPr>
+        <w:t>Kolflarnlav (NT)</w:t>
+      </w:r>
+      <w:r>
+        <w:t xml:space="preserve"> är brandberoende och växer nästan uteslutande på kolad hård kärnved av tall. Etableringen verkar ske först 100–300 år efter brand och nytt substrat nybildas i mycket begränsad omfattning. Avverkning av tallskog av naturskogskaraktär med spår av återkommande bränder är ett hot och mängden lämplig ved att växa på för arten minskar dels på grund av naturlig nedbrytning men framförallt på grund av att det förstörs i samband med slutavverkningar, gallringar och markberedning. Såväl kolflarnlav som mörk kolflarnlav har glänsande bålfjäll och förekommer främst i tall- och blandbarrskogar av naturskogskaraktär med spår av återkommande bränder. Skogar som dessa hyser höga biologiska värden och bör skyddas. Kolflarnlav är typisk art för </w:t>
+      </w:r>
+      <w:r>
+        <w:rPr>
+          <w:i/>
+        </w:rPr>
+        <w:t>9010 Taiga</w:t>
+      </w:r>
+      <w:r>
         <w:t xml:space="preserve"> (SLU Artdatabanken, 2024).</w:t>
       </w:r>
     </w:p>
@@ -162,6 +202,17 @@
       </w:r>
       <w:r>
         <w:t xml:space="preserve"> är brandberoende och växer nästan uteslutande på kolad hård kärnved av tall. Arten förekommer främst i glesa, öppna tall- och blandbarrskogar av naturskogskaraktär och etableringen verkar ske sent efter brand, kanske först efter 100–300 år. Mörk kolflarnlav indikerar skog med höga naturvärden och vanligast är att den påträffas på rester av nedbrunna torrakor och högstubbar och lågstubbar som är så grova att hela innandömet är urbränt. Tall- och blandbarrskogar av naturskogskaraktär med spår av återkommande bränder hyser höga biologiska värden och bör skyddas (SLU Artdatabanken, 2024).</w:t>
+      </w:r>
+    </w:p>
+    <w:p>
+      <w:r>
+        <w:rPr>
+          <w:b/>
+        </w:rPr>
+        <w:t xml:space="preserve">Skarp dropptaggsvamp (NT) </w:t>
+      </w:r>
+      <w:r>
+        <w:t>bildar mykorrhiza med både gran och tall, främst i barrskogar med trädkontinuitet. Arten uppträder dels i näringsrik kalkbarrskog och dels i sur lavtallskog. Kalkbarrskogarna är ofta grandominerade, olikåldriga och skiktade på frisk mark med ett örtrikt vegetationsskikt. Lavtallskogarna är i regel magra, torra, ljusöppna och ofta brandpräglade. Den totala populationen i landet har minskat och bedöms fortsätta minska till följd av avverkning av äldre barrskogar. Arten har begränsad förmåga att återetablera sig efter slutavverkning eller andra storskaliga skogsbruksåtgärder. Det saknas indikationer på att arten långsiktigt kan etablera eller reproducera sig i skogsbestånd som brukas med metoder som trakthyggesbruk, markberedning, gödsling eller föryngring med förädlat plantmaterial. Minskningstakten för den svenska populationen bedöms vara nära gränsvärdet för Sårbar (VU) (SLU Artdatabanken, 2026).</w:t>
       </w:r>
     </w:p>
     <w:p>
@@ -299,7 +350,7 @@
     </w:p>
     <w:p>
       <w:r>
-        <w:t>Följande typiska arter har sina livsmiljöer och växtplatser i den avverkningsanmälda skogen: garnlav (VU, T), kolflarnlav (NT, T), grönpyrola (S, T), skinnlav (S, T) och järpe (T, §4).</w:t>
+        <w:t>Följande typiska arter har sina livsmiljöer och växtplatser i den avverkningsanmälda skogen: fläckporing (VU, T), garnlav (VU, T), blå taggsvamp (NT, T), kolflarnlav (NT, T), grönpyrola (S, T), skinnlav (S, T) och järpe (T, §4).</w:t>
       </w:r>
     </w:p>
     <w:p>
@@ -923,7 +974,7 @@
     <w:r>
       <w:tab/>
       <w:tab/>
-      <w:t>2026-09-29</w:t>
+      <w:t>2026-09-30</w:t>
       <w:br/>
       <w:br/>
     </w:r>

--- a/tillsyn/A 33857-2024 tillsynsbegäran.docx
+++ b/tillsyn/A 33857-2024 tillsynsbegäran.docx
@@ -974,7 +974,7 @@
     <w:r>
       <w:tab/>
       <w:tab/>
-      <w:t>2026-09-30</w:t>
+      <w:t>2026-10-01</w:t>
       <w:br/>
       <w:br/>
     </w:r>

--- a/tillsyn/A 33857-2024 tillsynsbegäran.docx
+++ b/tillsyn/A 33857-2024 tillsynsbegäran.docx
@@ -974,7 +974,7 @@
     <w:r>
       <w:tab/>
       <w:tab/>
-      <w:t>2026-10-01</w:t>
+      <w:t>2026-10-02</w:t>
       <w:br/>
       <w:br/>
     </w:r>

--- a/tillsyn/A 33857-2024 tillsynsbegäran.docx
+++ b/tillsyn/A 33857-2024 tillsynsbegäran.docx
@@ -974,7 +974,7 @@
     <w:r>
       <w:tab/>
       <w:tab/>
-      <w:t>2026-10-02</w:t>
+      <w:t>2026-10-03</w:t>
       <w:br/>
       <w:br/>
     </w:r>

--- a/tillsyn/A 33857-2024 tillsynsbegäran.docx
+++ b/tillsyn/A 33857-2024 tillsynsbegäran.docx
@@ -974,7 +974,7 @@
     <w:r>
       <w:tab/>
       <w:tab/>
-      <w:t>2026-10-03</w:t>
+      <w:t>2026-10-04</w:t>
       <w:br/>
       <w:br/>
     </w:r>

--- a/tillsyn/A 33857-2024 tillsynsbegäran.docx
+++ b/tillsyn/A 33857-2024 tillsynsbegäran.docx
@@ -974,7 +974,7 @@
     <w:r>
       <w:tab/>
       <w:tab/>
-      <w:t>2026-10-04</w:t>
+      <w:t>2026-10-05</w:t>
       <w:br/>
       <w:br/>
     </w:r>

--- a/tillsyn/A 33857-2024 tillsynsbegäran.docx
+++ b/tillsyn/A 33857-2024 tillsynsbegäran.docx
@@ -974,7 +974,7 @@
     <w:r>
       <w:tab/>
       <w:tab/>
-      <w:t>2026-10-05</w:t>
+      <w:t>2026-10-06</w:t>
       <w:br/>
       <w:br/>
     </w:r>

--- a/tillsyn/A 33857-2024 tillsynsbegäran.docx
+++ b/tillsyn/A 33857-2024 tillsynsbegäran.docx
@@ -974,7 +974,7 @@
     <w:r>
       <w:tab/>
       <w:tab/>
-      <w:t>2026-10-06</w:t>
+      <w:t>2026-10-07</w:t>
       <w:br/>
       <w:br/>
     </w:r>

--- a/tillsyn/A 33857-2024 tillsynsbegäran.docx
+++ b/tillsyn/A 33857-2024 tillsynsbegäran.docx
@@ -974,7 +974,7 @@
     <w:r>
       <w:tab/>
       <w:tab/>
-      <w:t>2026-10-07</w:t>
+      <w:t>2026-10-08</w:t>
       <w:br/>
       <w:br/>
     </w:r>

--- a/tillsyn/A 33857-2024 tillsynsbegäran.docx
+++ b/tillsyn/A 33857-2024 tillsynsbegäran.docx
@@ -974,7 +974,7 @@
     <w:r>
       <w:tab/>
       <w:tab/>
-      <w:t>2026-10-08</w:t>
+      <w:t>2026-10-09</w:t>
       <w:br/>
       <w:br/>
     </w:r>

--- a/tillsyn/A 33857-2024 tillsynsbegäran.docx
+++ b/tillsyn/A 33857-2024 tillsynsbegäran.docx
@@ -974,7 +974,7 @@
     <w:r>
       <w:tab/>
       <w:tab/>
-      <w:t>2026-10-09</w:t>
+      <w:t>2026-10-10</w:t>
       <w:br/>
       <w:br/>
     </w:r>

--- a/tillsyn/A 33857-2024 tillsynsbegäran.docx
+++ b/tillsyn/A 33857-2024 tillsynsbegäran.docx
@@ -974,7 +974,7 @@
     <w:r>
       <w:tab/>
       <w:tab/>
-      <w:t>2026-10-10</w:t>
+      <w:t>2026-10-11</w:t>
       <w:br/>
       <w:br/>
     </w:r>

--- a/tillsyn/A 33857-2024 tillsynsbegäran.docx
+++ b/tillsyn/A 33857-2024 tillsynsbegäran.docx
@@ -974,7 +974,7 @@
     <w:r>
       <w:tab/>
       <w:tab/>
-      <w:t>2026-10-11</w:t>
+      <w:t>2026-10-12</w:t>
       <w:br/>
       <w:br/>
     </w:r>

--- a/tillsyn/A 33857-2024 tillsynsbegäran.docx
+++ b/tillsyn/A 33857-2024 tillsynsbegäran.docx
@@ -974,7 +974,7 @@
     <w:r>
       <w:tab/>
       <w:tab/>
-      <w:t>2026-10-12</w:t>
+      <w:t>2026-10-13</w:t>
       <w:br/>
       <w:br/>
     </w:r>

--- a/tillsyn/A 33857-2024 tillsynsbegäran.docx
+++ b/tillsyn/A 33857-2024 tillsynsbegäran.docx
@@ -974,7 +974,7 @@
     <w:r>
       <w:tab/>
       <w:tab/>
-      <w:t>2026-10-13</w:t>
+      <w:t>2026-10-14</w:t>
       <w:br/>
       <w:br/>
     </w:r>

--- a/tillsyn/A 33857-2024 tillsynsbegäran.docx
+++ b/tillsyn/A 33857-2024 tillsynsbegäran.docx
@@ -974,7 +974,7 @@
     <w:r>
       <w:tab/>
       <w:tab/>
-      <w:t>2026-10-14</w:t>
+      <w:t>2026-10-15</w:t>
       <w:br/>
       <w:br/>
     </w:r>

--- a/tillsyn/A 33857-2024 tillsynsbegäran.docx
+++ b/tillsyn/A 33857-2024 tillsynsbegäran.docx
@@ -974,7 +974,7 @@
     <w:r>
       <w:tab/>
       <w:tab/>
-      <w:t>2026-10-15</w:t>
+      <w:t>2026-10-16</w:t>
       <w:br/>
       <w:br/>
     </w:r>

--- a/tillsyn/A 33857-2024 tillsynsbegäran.docx
+++ b/tillsyn/A 33857-2024 tillsynsbegäran.docx
@@ -974,7 +974,7 @@
     <w:r>
       <w:tab/>
       <w:tab/>
-      <w:t>2026-10-16</w:t>
+      <w:t>2026-10-17</w:t>
       <w:br/>
       <w:br/>
     </w:r>

--- a/tillsyn/A 33857-2024 tillsynsbegäran.docx
+++ b/tillsyn/A 33857-2024 tillsynsbegäran.docx
@@ -974,7 +974,7 @@
     <w:r>
       <w:tab/>
       <w:tab/>
-      <w:t>2026-10-17</w:t>
+      <w:t>2026-10-18</w:t>
       <w:br/>
       <w:br/>
     </w:r>

--- a/tillsyn/A 33857-2024 tillsynsbegäran.docx
+++ b/tillsyn/A 33857-2024 tillsynsbegäran.docx
@@ -974,7 +974,7 @@
     <w:r>
       <w:tab/>
       <w:tab/>
-      <w:t>2026-10-18</w:t>
+      <w:t>2026-10-19</w:t>
       <w:br/>
       <w:br/>
     </w:r>

--- a/tillsyn/A 33857-2024 tillsynsbegäran.docx
+++ b/tillsyn/A 33857-2024 tillsynsbegäran.docx
@@ -974,7 +974,7 @@
     <w:r>
       <w:tab/>
       <w:tab/>
-      <w:t>2026-10-19</w:t>
+      <w:t>2026-10-20</w:t>
       <w:br/>
       <w:br/>
     </w:r>

--- a/tillsyn/A 33857-2024 tillsynsbegäran.docx
+++ b/tillsyn/A 33857-2024 tillsynsbegäran.docx
@@ -974,7 +974,7 @@
     <w:r>
       <w:tab/>
       <w:tab/>
-      <w:t>2026-10-20</w:t>
+      <w:t>2026-10-21</w:t>
       <w:br/>
       <w:br/>
     </w:r>

--- a/tillsyn/A 33857-2024 tillsynsbegäran.docx
+++ b/tillsyn/A 33857-2024 tillsynsbegäran.docx
@@ -974,7 +974,7 @@
     <w:r>
       <w:tab/>
       <w:tab/>
-      <w:t>2026-10-21</w:t>
+      <w:t>2026-10-22</w:t>
       <w:br/>
       <w:br/>
     </w:r>

--- a/tillsyn/A 33857-2024 tillsynsbegäran.docx
+++ b/tillsyn/A 33857-2024 tillsynsbegäran.docx
@@ -974,7 +974,7 @@
     <w:r>
       <w:tab/>
       <w:tab/>
-      <w:t>2026-10-22</w:t>
+      <w:t>2026-10-23</w:t>
       <w:br/>
       <w:br/>
     </w:r>

--- a/tillsyn/A 33857-2024 tillsynsbegäran.docx
+++ b/tillsyn/A 33857-2024 tillsynsbegäran.docx
@@ -974,7 +974,7 @@
     <w:r>
       <w:tab/>
       <w:tab/>
-      <w:t>2026-10-23</w:t>
+      <w:t>2026-10-24</w:t>
       <w:br/>
       <w:br/>
     </w:r>

--- a/tillsyn/A 33857-2024 tillsynsbegäran.docx
+++ b/tillsyn/A 33857-2024 tillsynsbegäran.docx
@@ -974,7 +974,7 @@
     <w:r>
       <w:tab/>
       <w:tab/>
-      <w:t>2026-10-24</w:t>
+      <w:t>2026-10-25</w:t>
       <w:br/>
       <w:br/>
     </w:r>

--- a/tillsyn/A 33857-2024 tillsynsbegäran.docx
+++ b/tillsyn/A 33857-2024 tillsynsbegäran.docx
@@ -974,7 +974,7 @@
     <w:r>
       <w:tab/>
       <w:tab/>
-      <w:t>2026-10-25</w:t>
+      <w:t>2026-10-26</w:t>
       <w:br/>
       <w:br/>
     </w:r>

--- a/tillsyn/A 33857-2024 tillsynsbegäran.docx
+++ b/tillsyn/A 33857-2024 tillsynsbegäran.docx
@@ -974,7 +974,7 @@
     <w:r>
       <w:tab/>
       <w:tab/>
-      <w:t>2026-10-26</w:t>
+      <w:t>2026-10-27</w:t>
       <w:br/>
       <w:br/>
     </w:r>

--- a/tillsyn/A 33857-2024 tillsynsbegäran.docx
+++ b/tillsyn/A 33857-2024 tillsynsbegäran.docx
@@ -974,7 +974,7 @@
     <w:r>
       <w:tab/>
       <w:tab/>
-      <w:t>2026-10-27</w:t>
+      <w:t>2026-10-28</w:t>
       <w:br/>
       <w:br/>
     </w:r>

--- a/tillsyn/A 33857-2024 tillsynsbegäran.docx
+++ b/tillsyn/A 33857-2024 tillsynsbegäran.docx
@@ -974,7 +974,7 @@
     <w:r>
       <w:tab/>
       <w:tab/>
-      <w:t>2026-10-28</w:t>
+      <w:t>2026-10-29</w:t>
       <w:br/>
       <w:br/>
     </w:r>

--- a/tillsyn/A 33857-2024 tillsynsbegäran.docx
+++ b/tillsyn/A 33857-2024 tillsynsbegäran.docx
@@ -974,7 +974,7 @@
     <w:r>
       <w:tab/>
       <w:tab/>
-      <w:t>2026-10-29</w:t>
+      <w:t>2026-10-31</w:t>
       <w:br/>
       <w:br/>
     </w:r>
